--- a/pr-preview/pr-126/data-handout.docx
+++ b/pr-preview/pr-126/data-handout.docx
@@ -15,7 +15,7 @@
         <w:pStyle w:val="Date"/>
       </w:pPr>
       <w:r>
-        <w:t xml:space="preserve">Last modified: 2026-10-13 19:37:09 (PDT)</w:t>
+        <w:t xml:space="preserve">Last modified: 2026-10-13 21:02:10 (PDT)</w:t>
       </w:r>
     </w:p>
     <w:bookmarkStart w:id="27" w:name="types-of-variables"/>

--- a/pr-preview/pr-126/data-handout.docx
+++ b/pr-preview/pr-126/data-handout.docx
@@ -15,10 +15,10 @@
         <w:pStyle w:val="Date"/>
       </w:pPr>
       <w:r>
-        <w:t xml:space="preserve">Last modified: 2026-10-13 21:02:10 (PDT)</w:t>
+        <w:t xml:space="preserve">Last modified: 2026-10-13 22:33:57 (PDT)</w:t>
       </w:r>
     </w:p>
-    <w:bookmarkStart w:id="27" w:name="types-of-variables"/>
+    <w:bookmarkStart w:id="29" w:name="types-of-variables"/>
     <w:p>
       <w:pPr>
         <w:pStyle w:val="Heading2"/>
@@ -584,27 +584,69 @@
       <w:r>
         <w:t xml:space="preserve">countable set.</w:t>
       </w:r>
-      <w:r>
-        <w:t xml:space="preserve"> </w:t>
-      </w:r>
-      <w:r>
-        <w:t xml:space="preserve">Discrete variables include both</w:t>
-      </w:r>
-      <w:r>
-        <w:t xml:space="preserve"> </w:t>
-      </w:r>
+    </w:p>
+    <w:bookmarkEnd w:id="17"/>
+    <w:bookmarkStart w:id="18" w:name="exm-discrete-var"/>
+    <w:p>
+      <w:pPr>
+        <w:pStyle w:val="BodyText"/>
+      </w:pPr>
       <w:r>
         <w:rPr>
           <w:b/>
           <w:bCs/>
         </w:rPr>
-        <w:t xml:space="preserve">numerical</w:t>
-      </w:r>
-      <w:r>
-        <w:t xml:space="preserve"> </w:t>
-      </w:r>
-      <w:r>
-        <w:t xml:space="preserve">types</w:t>
+        <w:t xml:space="preserve">Example 5 (Discrete variables in the WCGS)</w:t>
+      </w:r>
+      <w:r>
+        <w:t xml:space="preserve"> </w:t>
+      </w:r>
+      <w:r>
+        <w:t xml:space="preserve">In the WCGS dataset:</w:t>
+      </w:r>
+    </w:p>
+    <w:p>
+      <w:pPr>
+        <w:pStyle w:val="Compact"/>
+        <w:numPr>
+          <w:ilvl w:val="0"/>
+          <w:numId w:val="1001"/>
+        </w:numPr>
+      </w:pPr>
+      <w:r>
+        <w:t xml:space="preserve">number of cigarettes per day is a discrete numerical variable (count);</w:t>
+      </w:r>
+    </w:p>
+    <w:p>
+      <w:pPr>
+        <w:pStyle w:val="Compact"/>
+        <w:numPr>
+          <w:ilvl w:val="0"/>
+          <w:numId w:val="1001"/>
+        </w:numPr>
+      </w:pPr>
+      <w:r>
+        <w:t xml:space="preserve">coronary heart disease event status is a discrete categorical variable (binary).</w:t>
+      </w:r>
+    </w:p>
+    <w:bookmarkEnd w:id="18"/>
+    <w:bookmarkStart w:id="19" w:name="rem-discrete-var-types"/>
+    <w:p>
+      <w:pPr>
+        <w:pStyle w:val="FirstParagraph"/>
+      </w:pPr>
+      <w:r>
+        <w:rPr>
+          <w:i/>
+          <w:iCs/>
+        </w:rPr>
+        <w:t xml:space="preserve">Remark 1</w:t>
+      </w:r>
+      <w:r>
+        <w:t xml:space="preserve"> (Types of discrete variables). </w:t>
+      </w:r>
+      <w:r>
+        <w:t xml:space="preserve">Discrete variables include both numerical types</w:t>
       </w:r>
       <w:r>
         <w:t xml:space="preserve"> </w:t>
@@ -630,6 +672,44 @@
         <w:t xml:space="preserve"> </w:t>
       </w:r>
       <w:r>
+        <w:t xml:space="preserve">categorical types</w:t>
+      </w:r>
+      <w:r>
+        <w:t xml:space="preserve"> </w:t>
+      </w:r>
+      <w:r>
+        <w:t xml:space="preserve">(such as binary, nominal, and ordinal variables).</w:t>
+      </w:r>
+      <w:r>
+        <w:t xml:space="preserve"> </w:t>
+      </w:r>
+      <w:r>
+        <w:t xml:space="preserve">In contrast, continuous variables are always numerical.</w:t>
+      </w:r>
+    </w:p>
+    <w:bookmarkEnd w:id="19"/>
+    <w:bookmarkStart w:id="20" w:name="def-categorical-var"/>
+    <w:p>
+      <w:pPr>
+        <w:pStyle w:val="BodyText"/>
+      </w:pPr>
+      <w:r>
+        <w:rPr>
+          <w:b/>
+          <w:bCs/>
+        </w:rPr>
+        <w:t xml:space="preserve">Definition 6 (Categorical variable)</w:t>
+      </w:r>
+      <w:r>
+        <w:t xml:space="preserve"> </w:t>
+      </w:r>
+      <w:r>
+        <w:t xml:space="preserve">A</w:t>
+      </w:r>
+      <w:r>
+        <w:t xml:space="preserve"> </w:t>
+      </w:r>
+      <w:r>
         <w:rPr>
           <w:b/>
           <w:bCs/>
@@ -640,98 +720,6 @@
         <w:t xml:space="preserve"> </w:t>
       </w:r>
       <w:r>
-        <w:t xml:space="preserve">types</w:t>
-      </w:r>
-      <w:r>
-        <w:t xml:space="preserve"> </w:t>
-      </w:r>
-      <w:r>
-        <w:t xml:space="preserve">(such as binary, nominal, and ordinal variables).</w:t>
-      </w:r>
-      <w:r>
-        <w:t xml:space="preserve"> </w:t>
-      </w:r>
-      <w:r>
-        <w:t xml:space="preserve">In contrast, continuous variables are always numerical.</w:t>
-      </w:r>
-    </w:p>
-    <w:bookmarkEnd w:id="17"/>
-    <w:bookmarkStart w:id="18" w:name="exm-discrete-var"/>
-    <w:p>
-      <w:pPr>
-        <w:pStyle w:val="BodyText"/>
-      </w:pPr>
-      <w:r>
-        <w:rPr>
-          <w:b/>
-          <w:bCs/>
-        </w:rPr>
-        <w:t xml:space="preserve">Example 5 (Discrete variables in the WCGS)</w:t>
-      </w:r>
-      <w:r>
-        <w:t xml:space="preserve"> </w:t>
-      </w:r>
-      <w:r>
-        <w:t xml:space="preserve">In the WCGS dataset:</w:t>
-      </w:r>
-    </w:p>
-    <w:p>
-      <w:pPr>
-        <w:pStyle w:val="Compact"/>
-        <w:numPr>
-          <w:ilvl w:val="0"/>
-          <w:numId w:val="1001"/>
-        </w:numPr>
-      </w:pPr>
-      <w:r>
-        <w:t xml:space="preserve">number of cigarettes per day is a discrete numerical variable (count);</w:t>
-      </w:r>
-    </w:p>
-    <w:p>
-      <w:pPr>
-        <w:pStyle w:val="Compact"/>
-        <w:numPr>
-          <w:ilvl w:val="0"/>
-          <w:numId w:val="1001"/>
-        </w:numPr>
-      </w:pPr>
-      <w:r>
-        <w:t xml:space="preserve">coronary heart disease event status is a discrete categorical variable (binary).</w:t>
-      </w:r>
-    </w:p>
-    <w:bookmarkEnd w:id="18"/>
-    <w:bookmarkStart w:id="19" w:name="def-categorical-var"/>
-    <w:p>
-      <w:pPr>
-        <w:pStyle w:val="FirstParagraph"/>
-      </w:pPr>
-      <w:r>
-        <w:rPr>
-          <w:b/>
-          <w:bCs/>
-        </w:rPr>
-        <w:t xml:space="preserve">Definition 6 (Categorical variable)</w:t>
-      </w:r>
-      <w:r>
-        <w:t xml:space="preserve"> </w:t>
-      </w:r>
-      <w:r>
-        <w:t xml:space="preserve">A</w:t>
-      </w:r>
-      <w:r>
-        <w:t xml:space="preserve"> </w:t>
-      </w:r>
-      <w:r>
-        <w:rPr>
-          <w:b/>
-          <w:bCs/>
-        </w:rPr>
-        <w:t xml:space="preserve">categorical</w:t>
-      </w:r>
-      <w:r>
-        <w:t xml:space="preserve"> </w:t>
-      </w:r>
-      <w:r>
         <w:t xml:space="preserve">(or</w:t>
       </w:r>
       <w:r>
@@ -759,53 +747,9 @@
       <w:r>
         <w:t xml:space="preserve">where arithmetic operations such as differences are not meaningful.</w:t>
       </w:r>
-      <w:r>
-        <w:t xml:space="preserve"> </w:t>
-      </w:r>
-      <w:r>
-        <w:t xml:space="preserve">Categorical variables may be</w:t>
-      </w:r>
-      <w:r>
-        <w:t xml:space="preserve"> </w:t>
-      </w:r>
-      <w:r>
-        <w:rPr>
-          <w:b/>
-          <w:bCs/>
-        </w:rPr>
-        <w:t xml:space="preserve">nominal</w:t>
-      </w:r>
-      <w:r>
-        <w:t xml:space="preserve"> </w:t>
-      </w:r>
-      <w:r>
-        <w:t xml:space="preserve">(unordered) or</w:t>
-      </w:r>
-      <w:r>
-        <w:t xml:space="preserve"> </w:t>
-      </w:r>
-      <w:r>
-        <w:rPr>
-          <w:b/>
-          <w:bCs/>
-        </w:rPr>
-        <w:t xml:space="preserve">ordinal</w:t>
-      </w:r>
-      <w:r>
-        <w:t xml:space="preserve"> </w:t>
-      </w:r>
-      <w:r>
-        <w:t xml:space="preserve">(ordered),</w:t>
-      </w:r>
-      <w:r>
-        <w:t xml:space="preserve"> </w:t>
-      </w:r>
-      <w:r>
-        <w:t xml:space="preserve">and are always discrete.</w:t>
-      </w:r>
     </w:p>
-    <w:bookmarkEnd w:id="19"/>
-    <w:bookmarkStart w:id="20" w:name="exm-categorical-var"/>
+    <w:bookmarkEnd w:id="20"/>
+    <w:bookmarkStart w:id="21" w:name="exm-categorical-var"/>
     <w:p>
       <w:pPr>
         <w:pStyle w:val="BodyText"/>
@@ -830,8 +774,34 @@
         <w:t xml:space="preserve">weight category are categorical variables in the WCGS dataset.</w:t>
       </w:r>
     </w:p>
-    <w:bookmarkEnd w:id="20"/>
-    <w:bookmarkStart w:id="21" w:name="def-nominal-var"/>
+    <w:bookmarkEnd w:id="21"/>
+    <w:bookmarkStart w:id="22" w:name="rem-categorical-var-kinds"/>
+    <w:p>
+      <w:pPr>
+        <w:pStyle w:val="BodyText"/>
+      </w:pPr>
+      <w:r>
+        <w:rPr>
+          <w:i/>
+          <w:iCs/>
+        </w:rPr>
+        <w:t xml:space="preserve">Remark 2</w:t>
+      </w:r>
+      <w:r>
+        <w:t xml:space="preserve"> (Kinds of categorical variables). </w:t>
+      </w:r>
+      <w:r>
+        <w:t xml:space="preserve">Categorical variables may be nominal (unordered) or ordinal (ordered),</w:t>
+      </w:r>
+      <w:r>
+        <w:t xml:space="preserve"> </w:t>
+      </w:r>
+      <w:r>
+        <w:t xml:space="preserve">and are always discrete.</w:t>
+      </w:r>
+    </w:p>
+    <w:bookmarkEnd w:id="22"/>
+    <w:bookmarkStart w:id="23" w:name="def-nominal-var"/>
     <w:p>
       <w:pPr>
         <w:pStyle w:val="BodyText"/>
@@ -872,8 +842,8 @@
         <w:t xml:space="preserve">no natural ordering.</w:t>
       </w:r>
     </w:p>
-    <w:bookmarkEnd w:id="21"/>
-    <w:bookmarkStart w:id="22" w:name="exm-nominal-var"/>
+    <w:bookmarkEnd w:id="23"/>
+    <w:bookmarkStart w:id="24" w:name="exm-nominal-var"/>
     <w:p>
       <w:pPr>
         <w:pStyle w:val="BodyText"/>
@@ -904,8 +874,8 @@
         <w:t xml:space="preserve">there is no natural numerical ordering among the categories.</w:t>
       </w:r>
     </w:p>
-    <w:bookmarkEnd w:id="22"/>
-    <w:bookmarkStart w:id="23" w:name="def-ordinal-var"/>
+    <w:bookmarkEnd w:id="24"/>
+    <w:bookmarkStart w:id="25" w:name="def-ordinal-var"/>
     <w:p>
       <w:pPr>
         <w:pStyle w:val="BodyText"/>
@@ -946,8 +916,8 @@
         <w:t xml:space="preserve">natural ordering.</w:t>
       </w:r>
     </w:p>
-    <w:bookmarkEnd w:id="23"/>
-    <w:bookmarkStart w:id="24" w:name="exm-ordinal-var"/>
+    <w:bookmarkEnd w:id="25"/>
+    <w:bookmarkStart w:id="26" w:name="exm-ordinal-var"/>
     <w:p>
       <w:pPr>
         <w:pStyle w:val="BodyText"/>
@@ -978,8 +948,8 @@
         <w:t xml:space="preserve">though the distances between categories are not measured on a numeric scale.</w:t>
       </w:r>
     </w:p>
-    <w:bookmarkEnd w:id="24"/>
-    <w:bookmarkStart w:id="25" w:name="def-binary-var"/>
+    <w:bookmarkEnd w:id="26"/>
+    <w:bookmarkStart w:id="27" w:name="def-binary-var"/>
     <w:p>
       <w:pPr>
         <w:pStyle w:val="BodyText"/>
@@ -1026,8 +996,8 @@
         <w:t xml:space="preserve">A binary variable is a special case of a nominal variable.</w:t>
       </w:r>
     </w:p>
-    <w:bookmarkEnd w:id="25"/>
-    <w:bookmarkStart w:id="26" w:name="exm-binary-var"/>
+    <w:bookmarkEnd w:id="27"/>
+    <w:bookmarkStart w:id="28" w:name="exm-binary-var"/>
     <w:p>
       <w:pPr>
         <w:pStyle w:val="BodyText"/>
@@ -1070,9 +1040,9 @@
         <w:t xml:space="preserve">, yes/no) are binary variables.</w:t>
       </w:r>
     </w:p>
-    <w:bookmarkEnd w:id="26"/>
-    <w:bookmarkEnd w:id="27"/>
-    <w:bookmarkStart w:id="45" w:name="sec-dummy-coding"/>
+    <w:bookmarkEnd w:id="28"/>
+    <w:bookmarkEnd w:id="29"/>
+    <w:bookmarkStart w:id="47" w:name="sec-dummy-coding"/>
     <w:p>
       <w:pPr>
         <w:pStyle w:val="Heading2"/>
@@ -1081,7 +1051,7 @@
         <w:t xml:space="preserve">2 Coding a categorical variable with numbers</w:t>
       </w:r>
     </w:p>
-    <w:bookmarkStart w:id="28" w:name="exr-dummy-coding"/>
+    <w:bookmarkStart w:id="30" w:name="exr-dummy-coding"/>
     <w:p>
       <w:pPr>
         <w:pStyle w:val="FirstParagraph"/>
@@ -1178,8 +1148,8 @@
         <w:t xml:space="preserve">and for a person in category A1.</w:t>
       </w:r>
     </w:p>
-    <w:bookmarkEnd w:id="28"/>
-    <w:bookmarkStart w:id="29" w:name="sol-dummy-coding"/>
+    <w:bookmarkEnd w:id="30"/>
+    <w:bookmarkStart w:id="31" w:name="sol-dummy-coding"/>
     <w:p>
       <w:pPr>
         <w:pStyle w:val="FirstParagraph"/>
@@ -1249,8 +1219,8 @@
         <w:t xml:space="preserve">The reference level is the case where all indicators are 0.</w:t>
       </w:r>
     </w:p>
-    <w:bookmarkEnd w:id="29"/>
-    <w:bookmarkStart w:id="33" w:name="def-dummy-variable"/>
+    <w:bookmarkEnd w:id="31"/>
+    <w:bookmarkStart w:id="35" w:name="def-dummy-variable"/>
     <w:p>
       <w:pPr>
         <w:pStyle w:val="BodyText"/>
@@ -1326,18 +1296,18 @@
                 <wp:inline>
                   <wp:extent cx="152400" cy="152400"/>
                   <wp:effectExtent b="0" l="0" r="0" t="0"/>
-                  <wp:docPr descr="" title="" id="31" name="Picture"/>
+                  <wp:docPr descr="" title="" id="33" name="Picture"/>
                   <a:graphic>
                     <a:graphicData uri="http://schemas.openxmlformats.org/drawingml/2006/picture">
                       <pic:pic>
                         <pic:nvPicPr>
-                          <pic:cNvPr descr="/opt/quarto/share/formats/docx/note.png" id="32" name="Picture"/>
+                          <pic:cNvPr descr="/opt/quarto/share/formats/docx/note.png" id="34" name="Picture"/>
                           <pic:cNvPicPr>
                             <a:picLocks noChangeArrowheads="1" noChangeAspect="1"/>
                           </pic:cNvPicPr>
                         </pic:nvPicPr>
                         <pic:blipFill>
-                          <a:blip r:embed="rId30"/>
+                          <a:blip r:embed="rId32"/>
                           <a:stretch>
                             <a:fillRect/>
                           </a:stretch>
@@ -1404,8 +1374,8 @@
         </w:tc>
       </w:tr>
     </w:tbl>
-    <w:bookmarkEnd w:id="33"/>
-    <w:bookmarkStart w:id="34" w:name="exm-dummy-sex"/>
+    <w:bookmarkEnd w:id="35"/>
+    <w:bookmarkStart w:id="36" w:name="exm-dummy-sex"/>
     <w:p>
       <w:pPr>
         <w:pStyle w:val="BodyText"/>
@@ -1712,8 +1682,8 @@
         <w:t xml:space="preserve">.</w:t>
       </w:r>
     </w:p>
-    <w:bookmarkEnd w:id="34"/>
-    <w:bookmarkStart w:id="35" w:name="rem-dummy-other-codings"/>
+    <w:bookmarkEnd w:id="36"/>
+    <w:bookmarkStart w:id="37" w:name="rem-dummy-other-codings"/>
     <w:p>
       <w:pPr>
         <w:pStyle w:val="BodyText"/>
@@ -1723,7 +1693,7 @@
           <w:i/>
           <w:iCs/>
         </w:rPr>
-        <w:t xml:space="preserve">Remark 1</w:t>
+        <w:t xml:space="preserve">Remark 3</w:t>
       </w:r>
       <w:r>
         <w:t xml:space="preserve"> (Other ways to code dummy variables). </w:t>
@@ -1845,8 +1815,8 @@
         <w:t xml:space="preserve">, section 2.4, for details.</w:t>
       </w:r>
     </w:p>
-    <w:bookmarkEnd w:id="35"/>
-    <w:bookmarkStart w:id="38" w:name="def-indicator-variable"/>
+    <w:bookmarkEnd w:id="37"/>
+    <w:bookmarkStart w:id="40" w:name="def-indicator-variable"/>
     <w:p>
       <w:pPr>
         <w:pStyle w:val="BodyText"/>
@@ -1939,18 +1909,18 @@
                 <wp:inline>
                   <wp:extent cx="152400" cy="152400"/>
                   <wp:effectExtent b="0" l="0" r="0" t="0"/>
-                  <wp:docPr descr="" title="" id="36" name="Picture"/>
+                  <wp:docPr descr="" title="" id="38" name="Picture"/>
                   <a:graphic>
                     <a:graphicData uri="http://schemas.openxmlformats.org/drawingml/2006/picture">
                       <pic:pic>
                         <pic:nvPicPr>
-                          <pic:cNvPr descr="/opt/quarto/share/formats/docx/note.png" id="37" name="Picture"/>
+                          <pic:cNvPr descr="/opt/quarto/share/formats/docx/note.png" id="39" name="Picture"/>
                           <pic:cNvPicPr>
                             <a:picLocks noChangeArrowheads="1" noChangeAspect="1"/>
                           </pic:cNvPicPr>
                         </pic:nvPicPr>
                         <pic:blipFill>
-                          <a:blip r:embed="rId30"/>
+                          <a:blip r:embed="rId32"/>
                           <a:stretch>
                             <a:fillRect/>
                           </a:stretch>
@@ -2017,8 +1987,8 @@
         </w:tc>
       </w:tr>
     </w:tbl>
-    <w:bookmarkEnd w:id="38"/>
-    <w:bookmarkStart w:id="39" w:name="exm-indicator-sex"/>
+    <w:bookmarkEnd w:id="40"/>
+    <w:bookmarkStart w:id="41" w:name="exm-indicator-sex"/>
     <w:p>
       <w:pPr>
         <w:pStyle w:val="BodyText"/>
@@ -2129,15 +2099,15 @@
           <w:rPr>
             <w:rStyle w:val="Hyperlink"/>
           </w:rPr>
-          <w:t xml:space="preserve">Remark 1</w:t>
+          <w:t xml:space="preserve">Remark 3</w:t>
         </w:r>
       </w:hyperlink>
       <w:r>
         <w:t xml:space="preserve">) is not an indicator variable.</w:t>
       </w:r>
     </w:p>
-    <w:bookmarkEnd w:id="39"/>
-    <w:bookmarkStart w:id="42" w:name="def-reference-level"/>
+    <w:bookmarkEnd w:id="41"/>
+    <w:bookmarkStart w:id="44" w:name="def-reference-level"/>
     <w:p>
       <w:pPr>
         <w:pStyle w:val="BodyText"/>
@@ -2245,18 +2215,18 @@
                 <wp:inline>
                   <wp:extent cx="152400" cy="152400"/>
                   <wp:effectExtent b="0" l="0" r="0" t="0"/>
-                  <wp:docPr descr="" title="" id="40" name="Picture"/>
+                  <wp:docPr descr="" title="" id="42" name="Picture"/>
                   <a:graphic>
                     <a:graphicData uri="http://schemas.openxmlformats.org/drawingml/2006/picture">
                       <pic:pic>
                         <pic:nvPicPr>
-                          <pic:cNvPr descr="/opt/quarto/share/formats/docx/note.png" id="41" name="Picture"/>
+                          <pic:cNvPr descr="/opt/quarto/share/formats/docx/note.png" id="43" name="Picture"/>
                           <pic:cNvPicPr>
                             <a:picLocks noChangeArrowheads="1" noChangeAspect="1"/>
                           </pic:cNvPicPr>
                         </pic:nvPicPr>
                         <pic:blipFill>
-                          <a:blip r:embed="rId30"/>
+                          <a:blip r:embed="rId32"/>
                           <a:stretch>
                             <a:fillRect/>
                           </a:stretch>
@@ -2323,8 +2293,8 @@
         </w:tc>
       </w:tr>
     </w:tbl>
-    <w:bookmarkEnd w:id="42"/>
-    <w:bookmarkStart w:id="43" w:name="exm-reference-level-sex"/>
+    <w:bookmarkEnd w:id="44"/>
+    <w:bookmarkStart w:id="45" w:name="exm-reference-level-sex"/>
     <w:p>
       <w:pPr>
         <w:pStyle w:val="BodyText"/>
@@ -2491,8 +2461,8 @@
         <w:t xml:space="preserve">is the reference level.</w:t>
       </w:r>
     </w:p>
-    <w:bookmarkEnd w:id="43"/>
-    <w:bookmarkStart w:id="44" w:name="rem-reference-level-choice"/>
+    <w:bookmarkEnd w:id="45"/>
+    <w:bookmarkStart w:id="46" w:name="rem-reference-level-choice"/>
     <w:p>
       <w:pPr>
         <w:pStyle w:val="BodyText"/>
@@ -2502,7 +2472,7 @@
           <w:i/>
           <w:iCs/>
         </w:rPr>
-        <w:t xml:space="preserve">Remark 2</w:t>
+        <w:t xml:space="preserve">Remark 4</w:t>
       </w:r>
       <w:r>
         <w:t xml:space="preserve"> (Any category can be the reference level). </w:t>
@@ -2590,9 +2560,9 @@
         <w:t xml:space="preserve">Both choices describe the same two groups.</w:t>
       </w:r>
     </w:p>
-    <w:bookmarkEnd w:id="44"/>
-    <w:bookmarkEnd w:id="45"/>
-    <w:bookmarkStart w:id="52" w:name="taxonomy-of-variable-types"/>
+    <w:bookmarkEnd w:id="46"/>
+    <w:bookmarkEnd w:id="47"/>
+    <w:bookmarkStart w:id="54" w:name="taxonomy-of-variable-types"/>
     <w:p>
       <w:pPr>
         <w:pStyle w:val="Heading2"/>
@@ -2633,7 +2603,7 @@
       <w:tr>
         <w:tc>
           <w:tcPr/>
-          <w:bookmarkStart w:id="49" w:name="fig-var-taxonomy"/>
+          <w:bookmarkStart w:id="51" w:name="fig-var-taxonomy"/>
           <w:p>
             <w:pPr>
               <w:pStyle w:val="SourceCode"/>
@@ -5823,18 +5793,18 @@
                 <wp:inline>
                   <wp:extent cx="4620126" cy="3696101"/>
                   <wp:effectExtent b="0" l="0" r="0" t="0"/>
-                  <wp:docPr descr="" title="" id="47" name="Picture"/>
+                  <wp:docPr descr="" title="" id="49" name="Picture"/>
                   <a:graphic>
                     <a:graphicData uri="http://schemas.openxmlformats.org/drawingml/2006/picture">
                       <pic:pic>
                         <pic:nvPicPr>
-                          <pic:cNvPr descr="data_files/figure-docx/unnamed-chunk-1-1.png" id="48" name="Picture"/>
+                          <pic:cNvPr descr="data_files/figure-docx/unnamed-chunk-1-1.png" id="50" name="Picture"/>
                           <pic:cNvPicPr>
                             <a:picLocks noChangeArrowheads="1" noChangeAspect="1"/>
                           </pic:cNvPicPr>
                         </pic:nvPicPr>
                         <pic:blipFill>
-                          <a:blip r:embed="rId46"/>
+                          <a:blip r:embed="rId48"/>
                           <a:stretch>
                             <a:fillRect/>
                           </a:stretch>
@@ -5886,7 +5856,7 @@
               <w:t xml:space="preserve">binary, nominal, and ordinal variables are discrete and categorical.</w:t>
             </w:r>
           </w:p>
-          <w:bookmarkEnd w:id="49"/>
+          <w:bookmarkEnd w:id="51"/>
         </w:tc>
       </w:tr>
     </w:tbl>
@@ -5939,18 +5909,18 @@
                 <wp:inline>
                   <wp:extent cx="152400" cy="152400"/>
                   <wp:effectExtent b="0" l="0" r="0" t="0"/>
-                  <wp:docPr descr="" title="" id="50" name="Picture"/>
+                  <wp:docPr descr="" title="" id="52" name="Picture"/>
                   <a:graphic>
                     <a:graphicData uri="http://schemas.openxmlformats.org/drawingml/2006/picture">
                       <pic:pic>
                         <pic:nvPicPr>
-                          <pic:cNvPr descr="/opt/quarto/share/formats/docx/note.png" id="51" name="Picture"/>
+                          <pic:cNvPr descr="/opt/quarto/share/formats/docx/note.png" id="53" name="Picture"/>
                           <pic:cNvPicPr>
                             <a:picLocks noChangeArrowheads="1" noChangeAspect="1"/>
                           </pic:cNvPicPr>
                         </pic:nvPicPr>
                         <pic:blipFill>
-                          <a:blip r:embed="rId30"/>
+                          <a:blip r:embed="rId32"/>
                           <a:stretch>
                             <a:fillRect/>
                           </a:stretch>
@@ -6038,8 +6008,8 @@
         </w:tc>
       </w:tr>
     </w:tbl>
-    <w:bookmarkEnd w:id="52"/>
-    <w:bookmarkStart w:id="54" w:name="variables-in-the-wcgs-dataset"/>
+    <w:bookmarkEnd w:id="54"/>
+    <w:bookmarkStart w:id="56" w:name="variables-in-the-wcgs-dataset"/>
     <w:p>
       <w:pPr>
         <w:pStyle w:val="Heading2"/>
@@ -6086,7 +6056,7 @@
       <w:tr>
         <w:tc>
           <w:tcPr/>
-          <w:bookmarkStart w:id="53" w:name="tbl-wcgs-vartypes"/>
+          <w:bookmarkStart w:id="55" w:name="tbl-wcgs-vartypes"/>
           <w:p>
             <w:pPr>
               <w:jc w:val="center"/>
@@ -7786,13 +7756,13 @@
               </w:tc>
             </w:tr>
           </w:tbl>
-          <w:bookmarkEnd w:id="53"/>
+          <w:bookmarkEnd w:id="55"/>
           <w:p/>
         </w:tc>
       </w:tr>
     </w:tbl>
-    <w:bookmarkEnd w:id="54"/>
-    <w:bookmarkStart w:id="66" w:name="random-variables"/>
+    <w:bookmarkEnd w:id="56"/>
+    <w:bookmarkStart w:id="68" w:name="random-variables"/>
     <w:p>
       <w:pPr>
         <w:pStyle w:val="Heading2"/>
@@ -7801,7 +7771,7 @@
         <w:t xml:space="preserve">5 Random variables</w:t>
       </w:r>
     </w:p>
-    <w:bookmarkStart w:id="58" w:name="sec-binary-vars"/>
+    <w:bookmarkStart w:id="60" w:name="sec-binary-vars"/>
     <w:p>
       <w:pPr>
         <w:pStyle w:val="Heading3"/>
@@ -7810,7 +7780,7 @@
         <w:t xml:space="preserve">5.1 Binary variables</w:t>
       </w:r>
     </w:p>
-    <w:bookmarkStart w:id="55" w:name="def-binary"/>
+    <w:bookmarkStart w:id="57" w:name="def-binary"/>
     <w:p>
       <w:pPr>
         <w:pStyle w:val="FirstParagraph"/>
@@ -7845,8 +7815,8 @@
         <w:t xml:space="preserve">is a random variable which has only two possible values in its range.</w:t>
       </w:r>
     </w:p>
-    <w:bookmarkEnd w:id="55"/>
-    <w:bookmarkStart w:id="56" w:name="exr-binary-examples"/>
+    <w:bookmarkEnd w:id="57"/>
+    <w:bookmarkStart w:id="58" w:name="exr-binary-examples"/>
     <w:p>
       <w:pPr>
         <w:pStyle w:val="BodyText"/>
@@ -7865,8 +7835,8 @@
         <w:t xml:space="preserve">What are some examples of binary variables in health sciences and data science?</w:t>
       </w:r>
     </w:p>
-    <w:bookmarkEnd w:id="56"/>
-    <w:bookmarkStart w:id="57" w:name="sol-binary-examples"/>
+    <w:bookmarkEnd w:id="58"/>
+    <w:bookmarkStart w:id="59" w:name="sol-binary-examples"/>
     <w:p>
       <w:pPr>
         <w:pStyle w:val="BodyText"/>
@@ -7957,9 +7927,9 @@
         <w:t xml:space="preserve">vital status (dead vs alive)</w:t>
       </w:r>
     </w:p>
-    <w:bookmarkEnd w:id="57"/>
-    <w:bookmarkEnd w:id="58"/>
-    <w:bookmarkStart w:id="65" w:name="sec-count-vars"/>
+    <w:bookmarkEnd w:id="59"/>
+    <w:bookmarkEnd w:id="60"/>
+    <w:bookmarkStart w:id="67" w:name="sec-count-vars"/>
     <w:p>
       <w:pPr>
         <w:pStyle w:val="Heading3"/>
@@ -7968,7 +7938,7 @@
         <w:t xml:space="preserve">5.2 Count variables</w:t>
       </w:r>
     </w:p>
-    <w:bookmarkStart w:id="59" w:name="def-count"/>
+    <w:bookmarkStart w:id="61" w:name="def-count"/>
     <w:p>
       <w:pPr>
         <w:pStyle w:val="FirstParagraph"/>
@@ -8076,8 +8046,8 @@
         </m:oMath>
       </m:oMathPara>
     </w:p>
-    <w:bookmarkEnd w:id="59"/>
-    <w:bookmarkStart w:id="60" w:name="exr-count-examples"/>
+    <w:bookmarkEnd w:id="61"/>
+    <w:bookmarkStart w:id="62" w:name="exr-count-examples"/>
     <w:p>
       <w:pPr>
         <w:pStyle w:val="FirstParagraph"/>
@@ -8096,8 +8066,8 @@
         <w:t xml:space="preserve">What are some examples of count variables?</w:t>
       </w:r>
     </w:p>
-    <w:bookmarkEnd w:id="60"/>
-    <w:bookmarkStart w:id="61" w:name="sol-count-examples"/>
+    <w:bookmarkEnd w:id="62"/>
+    <w:bookmarkStart w:id="63" w:name="sol-count-examples"/>
     <w:p>
       <w:pPr>
         <w:pStyle w:val="BodyText"/>
@@ -8188,8 +8158,8 @@
         <w:t xml:space="preserve">car accidents per 1,000 miles driven</w:t>
       </w:r>
     </w:p>
-    <w:bookmarkEnd w:id="61"/>
-    <w:bookmarkStart w:id="64" w:name="X6b0346f757a1c2a16c9954023d63d8ec54b03e4"/>
+    <w:bookmarkEnd w:id="63"/>
+    <w:bookmarkStart w:id="66" w:name="X6b0346f757a1c2a16c9954023d63d8ec54b03e4"/>
     <w:p>
       <w:pPr>
         <w:pStyle w:val="Heading4"/>
@@ -8214,7 +8184,7 @@
           <w:numId w:val="1006"/>
         </w:numPr>
       </w:pPr>
-      <w:hyperlink r:id="rId62">
+      <w:hyperlink r:id="rId64">
         <w:r>
           <w:rPr>
             <w:rStyle w:val="Hyperlink"/>
@@ -8231,7 +8201,7 @@
           <w:numId w:val="1006"/>
         </w:numPr>
       </w:pPr>
-      <w:hyperlink r:id="rId63">
+      <w:hyperlink r:id="rId65">
         <w:r>
           <w:rPr>
             <w:rStyle w:val="Hyperlink"/>
@@ -8240,10 +8210,10 @@
         </w:r>
       </w:hyperlink>
     </w:p>
-    <w:bookmarkEnd w:id="64"/>
-    <w:bookmarkEnd w:id="65"/>
     <w:bookmarkEnd w:id="66"/>
-    <w:bookmarkStart w:id="70" w:name="references"/>
+    <w:bookmarkEnd w:id="67"/>
+    <w:bookmarkEnd w:id="68"/>
+    <w:bookmarkStart w:id="72" w:name="references"/>
     <w:p>
       <w:pPr>
         <w:pStyle w:val="Heading2"/>
@@ -8252,8 +8222,8 @@
         <w:t xml:space="preserve">References</w:t>
       </w:r>
     </w:p>
-    <w:bookmarkStart w:id="69" w:name="refs"/>
-    <w:bookmarkStart w:id="68" w:name="ref-dobson4e"/>
+    <w:bookmarkStart w:id="71" w:name="refs"/>
+    <w:bookmarkStart w:id="70" w:name="ref-dobson4e"/>
     <w:p>
       <w:pPr>
         <w:pStyle w:val="Bibliography"/>
@@ -8277,7 +8247,7 @@
       <w:r>
         <w:t xml:space="preserve"> </w:t>
       </w:r>
-      <w:hyperlink r:id="rId67">
+      <w:hyperlink r:id="rId69">
         <w:r>
           <w:rPr>
             <w:rStyle w:val="Hyperlink"/>
@@ -8289,9 +8259,9 @@
         <w:t xml:space="preserve">.</w:t>
       </w:r>
     </w:p>
-    <w:bookmarkEnd w:id="68"/>
-    <w:bookmarkEnd w:id="69"/>
     <w:bookmarkEnd w:id="70"/>
+    <w:bookmarkEnd w:id="71"/>
+    <w:bookmarkEnd w:id="72"/>
     <w:sectPr>
       <w:footnotePr>
         <w:numRestart w:val="eachSect"/>
